--- a/docs/technical/SalesVerse-2.0-Security-Assessment-Report.docx
+++ b/docs/technical/SalesVerse-2.0-Security-Assessment-Report.docx
@@ -250,7 +250,7 @@
                 <w:i w:val="0"/>
                 <w:sz w:val="18"/>
               </w:rPr>
-              <w:t>Commit 8651425</w:t>
+              <w:t>Commit 47f239c</w:t>
             </w:r>
           </w:p>
         </w:tc>
@@ -292,7 +292,7 @@
                 <w:i w:val="0"/>
                 <w:sz w:val="18"/>
               </w:rPr>
-              <w:t>2 October 2026, 14:04 UTC</w:t>
+              <w:t>2 October 2026, 14:57 UTC</w:t>
             </w:r>
           </w:p>
         </w:tc>
@@ -790,7 +790,7 @@
                 <w:i w:val="0"/>
                 <w:sz w:val="17"/>
               </w:rPr>
-              <w:t>SalesVerse 2.0, commit 8651425</w:t>
+              <w:t>SalesVerse 2.0, commit 47f239c</w:t>
             </w:r>
           </w:p>
         </w:tc>
@@ -878,7 +878,7 @@
                 <w:i w:val="0"/>
                 <w:sz w:val="17"/>
               </w:rPr>
-              <w:t>2 October 2026, 14:04 UTC</w:t>
+              <w:t>2 October 2026, 14:57 UTC</w:t>
             </w:r>
           </w:p>
         </w:tc>
@@ -1803,7 +1803,7 @@
                 <w:i w:val="0"/>
                 <w:sz w:val="16"/>
               </w:rPr>
-              <w:t>npm audit (0 findings); container image scan in CI</w:t>
+              <w:t>npm audit (0 findings); container image scan and CycloneDX SBOM in CI</w:t>
             </w:r>
           </w:p>
         </w:tc>
@@ -2004,7 +2004,7 @@
                 <w:i w:val="0"/>
                 <w:sz w:val="16"/>
               </w:rPr>
-              <w:t>CI pipeline with locked dependencies (npm ci); signed release images planned</w:t>
+              <w:t>CI pipeline with locked dependencies (npm ci), CodeQL and secret scanning; signed release images planned</w:t>
             </w:r>
           </w:p>
         </w:tc>
@@ -3778,7 +3778,7 @@
                 <w:i w:val="0"/>
                 <w:sz w:val="14"/>
               </w:rPr>
-              <w:t>10 payloads; all HTTP 200; no records leaked (0); slowest 14 ms</w:t>
+              <w:t>10 payloads; all HTTP 200; no records leaked (0); slowest 19 ms</w:t>
             </w:r>
           </w:p>
         </w:tc>
@@ -5332,7 +5332,7 @@
                 <w:i w:val="0"/>
                 <w:sz w:val="14"/>
               </w:rPr>
-              <w:t>System-to-system APIs require an API key</w:t>
+              <w:t>System-to-system APIs require a valid API key</w:t>
             </w:r>
           </w:p>
         </w:tc>
@@ -5352,7 +5352,7 @@
                 <w:i w:val="0"/>
                 <w:sz w:val="14"/>
               </w:rPr>
-              <w:t>Request without a valid key refused (401), or interface disabled (503) when no key is configured</w:t>
+              <w:t>401 without a key and with a wrong key; valid key accepted</w:t>
             </w:r>
           </w:p>
         </w:tc>
@@ -5393,7 +5393,7 @@
                 <w:i w:val="0"/>
                 <w:sz w:val="14"/>
               </w:rPr>
-              <w:t>status: 503</w:t>
+              <w:t>withoutKey: 401; wrongKey: 401; validKey: 200</w:t>
             </w:r>
           </w:p>
         </w:tc>
@@ -5889,7 +5889,7 @@
                 <w:i w:val="0"/>
                 <w:sz w:val="14"/>
               </w:rPr>
-              <w:t>12 failure events; sample LOGIN_FAILED from 127.0.0.1</w:t>
+              <w:t>4 failure events; sample LOGIN_FAILED from 127.0.0.1</w:t>
             </w:r>
           </w:p>
         </w:tc>
@@ -6010,7 +6010,7 @@
                 <w:i w:val="0"/>
                 <w:sz w:val="14"/>
               </w:rPr>
-              <w:t>x-request-id: 88581812-565b-434b-84ea-ed9132bc84c0</w:t>
+              <w:t>x-request-id: 4f6c99d9-b908-4f7e-8546-e28814373c4a</w:t>
             </w:r>
           </w:p>
         </w:tc>
@@ -6062,7 +6062,7 @@
           <w:b w:val="0"/>
           <w:i w:val="0"/>
         </w:rPr>
-        <w:t>The controls below are in the current build. Default values are read from the platform's settings definitions and can be changed by IIFT administrators under maker-checker.</w:t>
+        <w:t>The controls below are in the current build. Default values are read from the platform's settings definitions and can be changed by IIFT administrators in the back-office; every change is audited.</w:t>
       </w:r>
     </w:p>
     <w:tbl>
@@ -6644,7 +6644,7 @@
                 <w:i w:val="0"/>
                 <w:sz w:val="16"/>
               </w:rPr>
-              <w:t>IC and passport numbers encrypted with AES-256-GCM (random IV, authentication tag, key version prefix) and an HMAC-SHA256 blind index; documents encrypted with AES-256-GCM and stored with mode 0600</w:t>
+              <w:t>IC and passport numbers encrypted with AES-256-GCM (random IV, authentication tag, key version prefix) and an HMAC-SHA256 blind index; documents encrypted with AES-256-GCM and stored with mode 0600; ciphertext is never returned, and approval request views drop encrypted payload values</w:t>
             </w:r>
           </w:p>
         </w:tc>
@@ -6771,7 +6771,7 @@
                 <w:i w:val="0"/>
                 <w:sz w:val="16"/>
               </w:rPr>
-              <w:t>Type detected from content (PDF, PNG, JPEG only); extension forced to match; size limit; path elements removed; SHA-256 recorded; ClamAV scan when configured</w:t>
+              <w:t>Type detected from content (PDF, PNG, JPEG only); extension forced to match; size limit; path elements removed; SHA-256 recorded; ClamAV scan, mandatory in production (the API does not start without CLAMAV_HOST)</w:t>
             </w:r>
           </w:p>
         </w:tc>
@@ -7025,7 +7025,7 @@
                 <w:i w:val="0"/>
                 <w:sz w:val="16"/>
               </w:rPr>
-              <w:t>npm audit and container scan in CI; remediation timelines in section 9</w:t>
+              <w:t>CodeQL static analysis, gitleaks secret scan over the full history, npm audit and container scan in CI; CycloneDX SBOM per build; remediation timelines in section 9</w:t>
             </w:r>
           </w:p>
         </w:tc>
@@ -7775,7 +7775,7 @@
                 <w:i w:val="0"/>
                 <w:sz w:val="15"/>
               </w:rPr>
-              <w:t>SAMEORIGIN</w:t>
+              <w:t>DENY</w:t>
             </w:r>
           </w:p>
         </w:tc>
@@ -7820,7 +7820,7 @@
                 <w:i w:val="0"/>
                 <w:sz w:val="15"/>
               </w:rPr>
-              <w:t>default-src 'self';base-uri 'self';font-src 'self' https: data:;form-action 'self';frame-ancestors 'self';img-src 'self' data:;object-src 'none';script-src 'self';script-src-attr 'none';style-src 'self' https: 'unsafe-inline';upgrade-insecure-requests</w:t>
+              <w:t>default-src 'none';base-uri 'self';font-src 'self' https: data:;form-action 'self';frame-ancestors 'none';img-src 'self' data:;object-src 'none';script-src 'self';script-src-attr 'none';style-src 'self' https: 'unsafe-inline';upgrade-insecure-requests</w:t>
             </w:r>
           </w:p>
         </w:tc>
@@ -7891,7 +7891,7 @@
           <w:b w:val="0"/>
           <w:i w:val="0"/>
         </w:rPr>
-        <w:t>The web tier sends X-Frame-Options DENY and frame-ancestors 'none'; the API's own headers use SAMEORIGIN. Browsers receive the web-tier values for the application. We will align the API value to DENY during implementation.</w:t>
+        <w:t>The API and the web tier send the same framing policy: X-Frame-Options DENY and frame-ancestors 'none'. API responses also carry default-src 'none', as they are data, not pages.</w:t>
       </w:r>
     </w:p>
     <w:p>
@@ -7936,6 +7936,18 @@
           <w:i w:val="0"/>
         </w:rPr>
         <w:t>API_DOCS_ENABLED must be false in production</w:t>
+      </w:r>
+    </w:p>
+    <w:p>
+      <w:pPr>
+        <w:pStyle w:val="ListBullet"/>
+      </w:pPr>
+      <w:r>
+        <w:rPr>
+          <w:b w:val="0"/>
+          <w:i w:val="0"/>
+        </w:rPr>
+        <w:t>CLAMAV_HOST is required in production so that uploads are scanned for malware</w:t>
       </w:r>
     </w:p>
     <w:p>
@@ -8175,7 +8187,7 @@
                 <w:i w:val="0"/>
                 <w:sz w:val="16"/>
               </w:rPr>
-              <w:t>Dependency audit</w:t>
+              <w:t>Secret scan</w:t>
             </w:r>
           </w:p>
         </w:tc>
@@ -8194,7 +8206,7 @@
                 <w:i w:val="0"/>
                 <w:sz w:val="16"/>
               </w:rPr>
-              <w:t>npm audit --audit-level=moderate</w:t>
+              <w:t>gitleaks over the full git history on every push and pull request</w:t>
             </w:r>
           </w:p>
         </w:tc>
@@ -8219,7 +8231,7 @@
                 <w:i w:val="0"/>
                 <w:sz w:val="16"/>
               </w:rPr>
-              <w:t>Container image scan</w:t>
+              <w:t>Static analysis (SAST)</w:t>
             </w:r>
           </w:p>
         </w:tc>
@@ -8239,7 +8251,7 @@
                 <w:i w:val="0"/>
                 <w:sz w:val="16"/>
               </w:rPr>
-              <w:t>Trivy; fails on CRITICAL,HIGH (fixable)</w:t>
+              <w:t>CodeQL, javascript-typescript, security-extended queries</w:t>
             </w:r>
           </w:p>
         </w:tc>
@@ -8263,7 +8275,7 @@
                 <w:i w:val="0"/>
                 <w:sz w:val="16"/>
               </w:rPr>
-              <w:t>Runtime dependencies</w:t>
+              <w:t>Dependency audit</w:t>
             </w:r>
           </w:p>
         </w:tc>
@@ -8282,7 +8294,7 @@
                 <w:i w:val="0"/>
                 <w:sz w:val="16"/>
               </w:rPr>
-              <w:t>API image installs production dependencies only (npm ci --omit=dev)</w:t>
+              <w:t>npm audit --audit-level=moderate</w:t>
             </w:r>
           </w:p>
         </w:tc>
@@ -8307,6 +8319,138 @@
                 <w:i w:val="0"/>
                 <w:sz w:val="16"/>
               </w:rPr>
+              <w:t>Software bill of materials</w:t>
+            </w:r>
+          </w:p>
+        </w:tc>
+        <w:tc>
+          <w:tcPr>
+            <w:tcW w:type="dxa" w:w="6803"/>
+            <w:vAlign w:val="top"/>
+            <w:shd w:val="clear" w:color="auto" w:fill="FDF0F7"/>
+          </w:tcPr>
+          <w:p>
+            <w:pPr>
+              <w:spacing w:after="20" w:line="252" w:lineRule="auto"/>
+            </w:pPr>
+            <w:r>
+              <w:rPr>
+                <w:b w:val="0"/>
+                <w:i w:val="0"/>
+                <w:sz w:val="16"/>
+              </w:rPr>
+              <w:t>CycloneDX SBOM of production dependencies, kept as a build artifact</w:t>
+            </w:r>
+          </w:p>
+        </w:tc>
+      </w:tr>
+      <w:tr>
+        <w:trPr>
+          <w:cantSplit/>
+        </w:trPr>
+        <w:tc>
+          <w:tcPr>
+            <w:tcW w:type="dxa" w:w="2835"/>
+            <w:vAlign w:val="top"/>
+          </w:tcPr>
+          <w:p>
+            <w:pPr>
+              <w:spacing w:after="20" w:line="252" w:lineRule="auto"/>
+            </w:pPr>
+            <w:r>
+              <w:rPr>
+                <w:b/>
+                <w:i w:val="0"/>
+                <w:sz w:val="16"/>
+              </w:rPr>
+              <w:t>Container image scan</w:t>
+            </w:r>
+          </w:p>
+        </w:tc>
+        <w:tc>
+          <w:tcPr>
+            <w:tcW w:type="dxa" w:w="6803"/>
+            <w:vAlign w:val="top"/>
+          </w:tcPr>
+          <w:p>
+            <w:pPr>
+              <w:spacing w:after="20" w:line="252" w:lineRule="auto"/>
+            </w:pPr>
+            <w:r>
+              <w:rPr>
+                <w:b w:val="0"/>
+                <w:i w:val="0"/>
+                <w:sz w:val="16"/>
+              </w:rPr>
+              <w:t>Trivy; fails on CRITICAL,HIGH (fixable)</w:t>
+            </w:r>
+          </w:p>
+        </w:tc>
+      </w:tr>
+      <w:tr>
+        <w:trPr>
+          <w:cantSplit/>
+        </w:trPr>
+        <w:tc>
+          <w:tcPr>
+            <w:tcW w:type="dxa" w:w="2835"/>
+            <w:vAlign w:val="top"/>
+            <w:shd w:val="clear" w:color="auto" w:fill="FDF0F7"/>
+          </w:tcPr>
+          <w:p>
+            <w:pPr>
+              <w:spacing w:after="20" w:line="252" w:lineRule="auto"/>
+            </w:pPr>
+            <w:r>
+              <w:rPr>
+                <w:b/>
+                <w:i w:val="0"/>
+                <w:sz w:val="16"/>
+              </w:rPr>
+              <w:t>Runtime dependencies</w:t>
+            </w:r>
+          </w:p>
+        </w:tc>
+        <w:tc>
+          <w:tcPr>
+            <w:tcW w:type="dxa" w:w="6803"/>
+            <w:vAlign w:val="top"/>
+            <w:shd w:val="clear" w:color="auto" w:fill="FDF0F7"/>
+          </w:tcPr>
+          <w:p>
+            <w:pPr>
+              <w:spacing w:after="20" w:line="252" w:lineRule="auto"/>
+            </w:pPr>
+            <w:r>
+              <w:rPr>
+                <w:b w:val="0"/>
+                <w:i w:val="0"/>
+                <w:sz w:val="16"/>
+              </w:rPr>
+              <w:t>API image installs production dependencies only (npm ci --omit=dev)</w:t>
+            </w:r>
+          </w:p>
+        </w:tc>
+      </w:tr>
+      <w:tr>
+        <w:trPr>
+          <w:cantSplit/>
+        </w:trPr>
+        <w:tc>
+          <w:tcPr>
+            <w:tcW w:type="dxa" w:w="2835"/>
+            <w:vAlign w:val="top"/>
+          </w:tcPr>
+          <w:p>
+            <w:pPr>
+              <w:spacing w:after="20" w:line="252" w:lineRule="auto"/>
+            </w:pPr>
+            <w:r>
+              <w:rPr>
+                <w:b/>
+                <w:i w:val="0"/>
+                <w:sz w:val="16"/>
+              </w:rPr>
               <w:t>Health checks</w:t>
             </w:r>
           </w:p>
@@ -8315,7 +8459,6 @@
           <w:tcPr>
             <w:tcW w:type="dxa" w:w="6803"/>
             <w:vAlign w:val="top"/>
-            <w:shd w:val="clear" w:color="auto" w:fill="FDF0F7"/>
           </w:tcPr>
           <w:p>
             <w:pPr>
@@ -9177,7 +9320,7 @@
                 <w:i w:val="0"/>
                 <w:sz w:val="15"/>
               </w:rPr>
-              <w:t>Medium</w:t>
+              <w:t>Low</w:t>
             </w:r>
           </w:p>
         </w:tc>
@@ -9197,7 +9340,7 @@
                 <w:i w:val="0"/>
                 <w:sz w:val="15"/>
               </w:rPr>
-              <w:t>Uploads are scanned only when CLAMAV_HOST is set.</w:t>
+              <w:t>The API refuses to start in production without CLAMAV_HOST, so production uploads are always scanned; development instances may run without a scanner.</w:t>
             </w:r>
           </w:p>
         </w:tc>
@@ -9217,7 +9360,7 @@
                 <w:i w:val="0"/>
                 <w:sz w:val="15"/>
               </w:rPr>
-              <w:t>Deploy ClamAV in every environment and make the setting mandatory in production</w:t>
+              <w:t>Run ClamAV in SIT and UAT too, keep signatures current and alert when the scanner is unreachable</w:t>
             </w:r>
           </w:p>
         </w:tc>
@@ -9671,7 +9814,7 @@
                 <w:i w:val="0"/>
                 <w:sz w:val="15"/>
               </w:rPr>
-              <w:t>Inbound API key path</w:t>
+              <w:t>Independent assurance</w:t>
             </w:r>
           </w:p>
         </w:tc>
@@ -9690,7 +9833,7 @@
                 <w:i w:val="0"/>
                 <w:sz w:val="15"/>
               </w:rPr>
-              <w:t>Low</w:t>
+              <w:t>High until done</w:t>
             </w:r>
           </w:p>
         </w:tc>
@@ -9709,7 +9852,7 @@
                 <w:i w:val="0"/>
                 <w:sz w:val="15"/>
               </w:rPr>
-              <w:t>In the test run no key was configured, so the interface refused all calls (503).</w:t>
+              <w:t>No independent test has yet been performed.</w:t>
             </w:r>
           </w:p>
         </w:tc>
@@ -9728,7 +9871,7 @@
                 <w:i w:val="0"/>
                 <w:sz w:val="15"/>
               </w:rPr>
-              <w:t>Repeat SEC-30 with a configured key and confirm 401 for a wrong key</w:t>
+              <w:t>Independent VAPT on IIFT's UAT or production-like environment with re-test (DEL-17)</w:t>
             </w:r>
           </w:p>
         </w:tc>
@@ -9736,111 +9879,6 @@
           <w:tcPr>
             <w:tcW w:type="dxa" w:w="1361"/>
             <w:vAlign w:val="top"/>
-          </w:tcPr>
-          <w:p>
-            <w:pPr>
-              <w:spacing w:after="20" w:line="252" w:lineRule="auto"/>
-            </w:pPr>
-            <w:r>
-              <w:rPr>
-                <w:b w:val="0"/>
-                <w:i w:val="0"/>
-                <w:sz w:val="15"/>
-              </w:rPr>
-              <w:t>SIT</w:t>
-            </w:r>
-          </w:p>
-        </w:tc>
-      </w:tr>
-      <w:tr>
-        <w:trPr>
-          <w:cantSplit/>
-        </w:trPr>
-        <w:tc>
-          <w:tcPr>
-            <w:tcW w:type="dxa" w:w="1587"/>
-            <w:vAlign w:val="top"/>
-            <w:shd w:val="clear" w:color="auto" w:fill="FDF0F7"/>
-          </w:tcPr>
-          <w:p>
-            <w:pPr>
-              <w:spacing w:after="20" w:line="252" w:lineRule="auto"/>
-            </w:pPr>
-            <w:r>
-              <w:rPr>
-                <w:b/>
-                <w:i w:val="0"/>
-                <w:sz w:val="15"/>
-              </w:rPr>
-              <w:t>Independent assurance</w:t>
-            </w:r>
-          </w:p>
-        </w:tc>
-        <w:tc>
-          <w:tcPr>
-            <w:tcW w:type="dxa" w:w="1020"/>
-            <w:vAlign w:val="top"/>
-            <w:shd w:val="clear" w:color="auto" w:fill="FDF0F7"/>
-          </w:tcPr>
-          <w:p>
-            <w:pPr>
-              <w:spacing w:after="20" w:line="252" w:lineRule="auto"/>
-            </w:pPr>
-            <w:r>
-              <w:rPr>
-                <w:b w:val="0"/>
-                <w:i w:val="0"/>
-                <w:sz w:val="15"/>
-              </w:rPr>
-              <w:t>High until done</w:t>
-            </w:r>
-          </w:p>
-        </w:tc>
-        <w:tc>
-          <w:tcPr>
-            <w:tcW w:type="dxa" w:w="2494"/>
-            <w:vAlign w:val="top"/>
-            <w:shd w:val="clear" w:color="auto" w:fill="FDF0F7"/>
-          </w:tcPr>
-          <w:p>
-            <w:pPr>
-              <w:spacing w:after="20" w:line="252" w:lineRule="auto"/>
-            </w:pPr>
-            <w:r>
-              <w:rPr>
-                <w:b w:val="0"/>
-                <w:i w:val="0"/>
-                <w:sz w:val="15"/>
-              </w:rPr>
-              <w:t>No independent test has yet been performed.</w:t>
-            </w:r>
-          </w:p>
-        </w:tc>
-        <w:tc>
-          <w:tcPr>
-            <w:tcW w:type="dxa" w:w="3175"/>
-            <w:vAlign w:val="top"/>
-            <w:shd w:val="clear" w:color="auto" w:fill="FDF0F7"/>
-          </w:tcPr>
-          <w:p>
-            <w:pPr>
-              <w:spacing w:after="20" w:line="252" w:lineRule="auto"/>
-            </w:pPr>
-            <w:r>
-              <w:rPr>
-                <w:b w:val="0"/>
-                <w:i w:val="0"/>
-                <w:sz w:val="15"/>
-              </w:rPr>
-              <w:t>Independent VAPT on IIFT's UAT or production-like environment with re-test (DEL-17)</w:t>
-            </w:r>
-          </w:p>
-        </w:tc>
-        <w:tc>
-          <w:tcPr>
-            <w:tcW w:type="dxa" w:w="1361"/>
-            <w:vAlign w:val="top"/>
-            <w:shd w:val="clear" w:color="auto" w:fill="FDF0F7"/>
           </w:tcPr>
           <w:p>
             <w:pPr>
@@ -10857,7 +10895,7 @@
                 <w:i w:val="0"/>
                 <w:sz w:val="16"/>
               </w:rPr>
-              <w:t>46,528 bytes</w:t>
+              <w:t>42,784 bytes</w:t>
             </w:r>
           </w:p>
         </w:tc>
@@ -10876,7 +10914,7 @@
                 <w:i w:val="0"/>
                 <w:sz w:val="16"/>
               </w:rPr>
-              <w:t>6c079f523f5bfac0…</w:t>
+              <w:t>74b2c247a495d346…</w:t>
             </w:r>
           </w:p>
         </w:tc>
@@ -10921,7 +10959,7 @@
                 <w:i w:val="0"/>
                 <w:sz w:val="16"/>
               </w:rPr>
-              <w:t>933,978 bytes</w:t>
+              <w:t>895,673 bytes</w:t>
             </w:r>
           </w:p>
         </w:tc>
@@ -10941,7 +10979,7 @@
                 <w:i w:val="0"/>
                 <w:sz w:val="16"/>
               </w:rPr>
-              <w:t>42706cfb62722b95…</w:t>
+              <w:t>bb1381c4fef07679…</w:t>
             </w:r>
           </w:p>
         </w:tc>
@@ -11003,7 +11041,7 @@
                 <w:i w:val="0"/>
                 <w:sz w:val="16"/>
               </w:rPr>
-              <w:t>c089c515ae4ee33b…</w:t>
+              <w:t>38c06cf62d020977…</w:t>
             </w:r>
           </w:p>
         </w:tc>
@@ -11048,7 +11086,7 @@
                 <w:i w:val="0"/>
                 <w:sz w:val="16"/>
               </w:rPr>
-              <w:t>42,137 bytes</w:t>
+              <w:t>41,871 bytes</w:t>
             </w:r>
           </w:p>
         </w:tc>
@@ -11068,7 +11106,7 @@
                 <w:i w:val="0"/>
                 <w:sz w:val="16"/>
               </w:rPr>
-              <w:t>be2af8466b49500f…</w:t>
+              <w:t>501662d3899973ad…</w:t>
             </w:r>
           </w:p>
         </w:tc>
@@ -11111,7 +11149,7 @@
                 <w:i w:val="0"/>
                 <w:sz w:val="16"/>
               </w:rPr>
-              <w:t>887,671 bytes</w:t>
+              <w:t>901,653 bytes</w:t>
             </w:r>
           </w:p>
         </w:tc>
@@ -11130,7 +11168,7 @@
                 <w:i w:val="0"/>
                 <w:sz w:val="16"/>
               </w:rPr>
-              <w:t>fa135bc56e5fab94…</w:t>
+              <w:t>04b9d616f28c707b…</w:t>
             </w:r>
           </w:p>
         </w:tc>
@@ -11175,7 +11213,7 @@
                 <w:i w:val="0"/>
                 <w:sz w:val="16"/>
               </w:rPr>
-              <w:t>759 bytes</w:t>
+              <w:t>760 bytes</w:t>
             </w:r>
           </w:p>
         </w:tc>
@@ -11195,7 +11233,7 @@
                 <w:i w:val="0"/>
                 <w:sz w:val="16"/>
               </w:rPr>
-              <w:t>2ca7d0802f7f1c9d…</w:t>
+              <w:t>ec37c59d47c8708c…</w:t>
             </w:r>
           </w:p>
         </w:tc>
@@ -11365,7 +11403,7 @@
                 <w:i w:val="0"/>
                 <w:sz w:val="16"/>
               </w:rPr>
-              <w:t>9,632 bytes</w:t>
+              <w:t>9,685 bytes</w:t>
             </w:r>
           </w:p>
         </w:tc>
@@ -11384,7 +11422,261 @@
                 <w:i w:val="0"/>
                 <w:sz w:val="16"/>
               </w:rPr>
-              <w:t>a1ce57e45ec687c6…</w:t>
+              <w:t>5ab9bdeea3c926fd…</w:t>
+            </w:r>
+          </w:p>
+        </w:tc>
+      </w:tr>
+      <w:tr>
+        <w:trPr>
+          <w:cantSplit/>
+        </w:trPr>
+        <w:tc>
+          <w:tcPr>
+            <w:tcW w:type="dxa" w:w="4082"/>
+            <w:vAlign w:val="top"/>
+            <w:shd w:val="clear" w:color="auto" w:fill="FDF0F7"/>
+          </w:tcPr>
+          <w:p>
+            <w:pPr>
+              <w:spacing w:after="20" w:line="252" w:lineRule="auto"/>
+            </w:pPr>
+            <w:r>
+              <w:rPr>
+                <w:b w:val="0"/>
+                <w:i w:val="0"/>
+                <w:sz w:val="16"/>
+              </w:rPr>
+              <w:t>web-build.txt</w:t>
+            </w:r>
+          </w:p>
+        </w:tc>
+        <w:tc>
+          <w:tcPr>
+            <w:tcW w:type="dxa" w:w="1701"/>
+            <w:vAlign w:val="top"/>
+            <w:shd w:val="clear" w:color="auto" w:fill="FDF0F7"/>
+          </w:tcPr>
+          <w:p>
+            <w:pPr>
+              <w:spacing w:after="20" w:line="252" w:lineRule="auto"/>
+            </w:pPr>
+            <w:r>
+              <w:rPr>
+                <w:b w:val="0"/>
+                <w:i w:val="0"/>
+                <w:sz w:val="16"/>
+              </w:rPr>
+              <w:t>9,886 bytes</w:t>
+            </w:r>
+          </w:p>
+        </w:tc>
+        <w:tc>
+          <w:tcPr>
+            <w:tcW w:type="dxa" w:w="3855"/>
+            <w:vAlign w:val="top"/>
+            <w:shd w:val="clear" w:color="auto" w:fill="FDF0F7"/>
+          </w:tcPr>
+          <w:p>
+            <w:pPr>
+              <w:spacing w:after="20" w:line="252" w:lineRule="auto"/>
+            </w:pPr>
+            <w:r>
+              <w:rPr>
+                <w:b w:val="0"/>
+                <w:i w:val="0"/>
+                <w:sz w:val="16"/>
+              </w:rPr>
+              <w:t>78590222981eafd9…</w:t>
+            </w:r>
+          </w:p>
+        </w:tc>
+      </w:tr>
+      <w:tr>
+        <w:trPr>
+          <w:cantSplit/>
+        </w:trPr>
+        <w:tc>
+          <w:tcPr>
+            <w:tcW w:type="dxa" w:w="4082"/>
+            <w:vAlign w:val="top"/>
+          </w:tcPr>
+          <w:p>
+            <w:pPr>
+              <w:spacing w:after="20" w:line="252" w:lineRule="auto"/>
+            </w:pPr>
+            <w:r>
+              <w:rPr>
+                <w:b w:val="0"/>
+                <w:i w:val="0"/>
+                <w:sz w:val="16"/>
+              </w:rPr>
+              <w:t>web-lint.json</w:t>
+            </w:r>
+          </w:p>
+        </w:tc>
+        <w:tc>
+          <w:tcPr>
+            <w:tcW w:type="dxa" w:w="1701"/>
+            <w:vAlign w:val="top"/>
+          </w:tcPr>
+          <w:p>
+            <w:pPr>
+              <w:spacing w:after="20" w:line="252" w:lineRule="auto"/>
+            </w:pPr>
+            <w:r>
+              <w:rPr>
+                <w:b w:val="0"/>
+                <w:i w:val="0"/>
+                <w:sz w:val="16"/>
+              </w:rPr>
+              <w:t>197 bytes</w:t>
+            </w:r>
+          </w:p>
+        </w:tc>
+        <w:tc>
+          <w:tcPr>
+            <w:tcW w:type="dxa" w:w="3855"/>
+            <w:vAlign w:val="top"/>
+          </w:tcPr>
+          <w:p>
+            <w:pPr>
+              <w:spacing w:after="20" w:line="252" w:lineRule="auto"/>
+            </w:pPr>
+            <w:r>
+              <w:rPr>
+                <w:b w:val="0"/>
+                <w:i w:val="0"/>
+                <w:sz w:val="16"/>
+              </w:rPr>
+              <w:t>21a8be1488eb17d7…</w:t>
+            </w:r>
+          </w:p>
+        </w:tc>
+      </w:tr>
+      <w:tr>
+        <w:trPr>
+          <w:cantSplit/>
+        </w:trPr>
+        <w:tc>
+          <w:tcPr>
+            <w:tcW w:type="dxa" w:w="4082"/>
+            <w:vAlign w:val="top"/>
+            <w:shd w:val="clear" w:color="auto" w:fill="FDF0F7"/>
+          </w:tcPr>
+          <w:p>
+            <w:pPr>
+              <w:spacing w:after="20" w:line="252" w:lineRule="auto"/>
+            </w:pPr>
+            <w:r>
+              <w:rPr>
+                <w:b w:val="0"/>
+                <w:i w:val="0"/>
+                <w:sz w:val="16"/>
+              </w:rPr>
+              <w:t>web-typecheck.txt</w:t>
+            </w:r>
+          </w:p>
+        </w:tc>
+        <w:tc>
+          <w:tcPr>
+            <w:tcW w:type="dxa" w:w="1701"/>
+            <w:vAlign w:val="top"/>
+            <w:shd w:val="clear" w:color="auto" w:fill="FDF0F7"/>
+          </w:tcPr>
+          <w:p>
+            <w:pPr>
+              <w:spacing w:after="20" w:line="252" w:lineRule="auto"/>
+            </w:pPr>
+            <w:r>
+              <w:rPr>
+                <w:b w:val="0"/>
+                <w:i w:val="0"/>
+                <w:sz w:val="16"/>
+              </w:rPr>
+              <w:t>26 bytes</w:t>
+            </w:r>
+          </w:p>
+        </w:tc>
+        <w:tc>
+          <w:tcPr>
+            <w:tcW w:type="dxa" w:w="3855"/>
+            <w:vAlign w:val="top"/>
+            <w:shd w:val="clear" w:color="auto" w:fill="FDF0F7"/>
+          </w:tcPr>
+          <w:p>
+            <w:pPr>
+              <w:spacing w:after="20" w:line="252" w:lineRule="auto"/>
+            </w:pPr>
+            <w:r>
+              <w:rPr>
+                <w:b w:val="0"/>
+                <w:i w:val="0"/>
+                <w:sz w:val="16"/>
+              </w:rPr>
+              <w:t>e5073c15448438bb…</w:t>
+            </w:r>
+          </w:p>
+        </w:tc>
+      </w:tr>
+      <w:tr>
+        <w:trPr>
+          <w:cantSplit/>
+        </w:trPr>
+        <w:tc>
+          <w:tcPr>
+            <w:tcW w:type="dxa" w:w="4082"/>
+            <w:vAlign w:val="top"/>
+          </w:tcPr>
+          <w:p>
+            <w:pPr>
+              <w:spacing w:after="20" w:line="252" w:lineRule="auto"/>
+            </w:pPr>
+            <w:r>
+              <w:rPr>
+                <w:b w:val="0"/>
+                <w:i w:val="0"/>
+                <w:sz w:val="16"/>
+              </w:rPr>
+              <w:t>web-unit-tests.json</w:t>
+            </w:r>
+          </w:p>
+        </w:tc>
+        <w:tc>
+          <w:tcPr>
+            <w:tcW w:type="dxa" w:w="1701"/>
+            <w:vAlign w:val="top"/>
+          </w:tcPr>
+          <w:p>
+            <w:pPr>
+              <w:spacing w:after="20" w:line="252" w:lineRule="auto"/>
+            </w:pPr>
+            <w:r>
+              <w:rPr>
+                <w:b w:val="0"/>
+                <w:i w:val="0"/>
+                <w:sz w:val="16"/>
+              </w:rPr>
+              <w:t>24,628 bytes</w:t>
+            </w:r>
+          </w:p>
+        </w:tc>
+        <w:tc>
+          <w:tcPr>
+            <w:tcW w:type="dxa" w:w="3855"/>
+            <w:vAlign w:val="top"/>
+          </w:tcPr>
+          <w:p>
+            <w:pPr>
+              <w:spacing w:after="20" w:line="252" w:lineRule="auto"/>
+            </w:pPr>
+            <w:r>
+              <w:rPr>
+                <w:b w:val="0"/>
+                <w:i w:val="0"/>
+                <w:sz w:val="16"/>
+              </w:rPr>
+              <w:t>7dac851fc00c909f…</w:t>
             </w:r>
           </w:p>
         </w:tc>

--- a/docs/technical/SalesVerse-2.0-Security-Assessment-Report.docx
+++ b/docs/technical/SalesVerse-2.0-Security-Assessment-Report.docx
@@ -7,22 +7,38 @@
         <w:spacing w:after="560"/>
       </w:pPr>
       <w:r>
-        <w:rPr>
-          <w:b/>
-          <w:i w:val="0"/>
-          <w:color w:val="E1058C"/>
-          <w:sz w:val="52"/>
-        </w:rPr>
-        <w:t>iorta</w:t>
-      </w:r>
-      <w:r>
-        <w:rPr>
-          <w:b w:val="0"/>
-          <w:i w:val="0"/>
-          <w:color w:val="333333"/>
-          <w:sz w:val="52"/>
-        </w:rPr>
-        <w:t xml:space="preserve"> TechNXT</w:t>
+        <w:drawing>
+          <wp:inline xmlns:a="http://schemas.openxmlformats.org/drawingml/2006/main" xmlns:pic="http://schemas.openxmlformats.org/drawingml/2006/picture">
+            <wp:extent cx="1871238" cy="576000"/>
+            <wp:docPr id="1" name="Picture 1"/>
+            <wp:cNvGraphicFramePr>
+              <a:graphicFrameLocks noChangeAspect="1"/>
+            </wp:cNvGraphicFramePr>
+            <a:graphic>
+              <a:graphicData uri="http://schemas.openxmlformats.org/drawingml/2006/picture">
+                <pic:pic>
+                  <pic:nvPicPr>
+                    <pic:cNvPr id="0" name="iorta-logo.png"/>
+                    <pic:cNvPicPr/>
+                  </pic:nvPicPr>
+                  <pic:blipFill>
+                    <a:blip r:embed="rId11"/>
+                    <a:stretch>
+                      <a:fillRect/>
+                    </a:stretch>
+                  </pic:blipFill>
+                  <pic:spPr>
+                    <a:xfrm>
+                      <a:off x="0" y="0"/>
+                      <a:ext cx="1871238" cy="576000"/>
+                    </a:xfrm>
+                    <a:prstGeom prst="rect"/>
+                  </pic:spPr>
+                </pic:pic>
+              </a:graphicData>
+            </a:graphic>
+          </wp:inline>
+        </w:drawing>
       </w:r>
     </w:p>
     <w:p>
@@ -30,7 +46,7 @@
         <w:drawing>
           <wp:inline xmlns:a="http://schemas.openxmlformats.org/drawingml/2006/main" xmlns:pic="http://schemas.openxmlformats.org/drawingml/2006/picture">
             <wp:extent cx="6120000" cy="214200"/>
-            <wp:docPr id="1" name="Picture 1"/>
+            <wp:docPr id="2" name="Picture 2"/>
             <wp:cNvGraphicFramePr>
               <a:graphicFrameLocks noChangeAspect="1"/>
             </wp:cNvGraphicFramePr>
@@ -42,7 +58,7 @@
                     <pic:cNvPicPr/>
                   </pic:nvPicPr>
                   <pic:blipFill>
-                    <a:blip r:embed="rId11"/>
+                    <a:blip r:embed="rId12"/>
                     <a:stretch>
                       <a:fillRect/>
                     </a:stretch>
@@ -250,7 +266,7 @@
                 <w:i w:val="0"/>
                 <w:sz w:val="18"/>
               </w:rPr>
-              <w:t>Commit 47f239c</w:t>
+              <w:t>Commit f7fbadd</w:t>
             </w:r>
           </w:p>
         </w:tc>
@@ -790,7 +806,7 @@
                 <w:i w:val="0"/>
                 <w:sz w:val="17"/>
               </w:rPr>
-              <w:t>SalesVerse 2.0, commit 47f239c</w:t>
+              <w:t>SalesVerse 2.0, commit f7fbadd</w:t>
             </w:r>
           </w:p>
         </w:tc>
@@ -966,7 +982,7 @@
                 <w:i w:val="0"/>
                 <w:sz w:val="17"/>
               </w:rPr>
-              <w:t>IIFT/IITH infrastructure and network, IIFT systems behind the integration adapters, denial-of-service, social engineering, physical security; these belong to the independent VAPT and IITH's own controls</w:t>
+              <w:t>The hosting infrastructure and network (IIFT/IITH data centre under Option A; the cloud estate operated by iorta's managed services under Option B), IIFT systems behind the integration adapters, denial-of-service, social engineering, physical security; these belong to the independent VAPT and to the infrastructure owner's own controls</w:t>
             </w:r>
           </w:p>
         </w:tc>
@@ -9155,7 +9171,7 @@
                 <w:i w:val="0"/>
                 <w:sz w:val="15"/>
               </w:rPr>
-              <w:t>Place the portal behind IITH's WAF or a managed WAF with OWASP rules</w:t>
+              <w:t>Place the portal behind IITH's WAF (Option A) or the cloud provider's managed WAF with OWASP rules (Option B)</w:t>
             </w:r>
           </w:p>
         </w:tc>
@@ -9256,7 +9272,7 @@
                 <w:i w:val="0"/>
                 <w:sz w:val="15"/>
               </w:rPr>
-              <w:t>Hold keys in an HSM, cloud KMS or vault; rotate yearly using the key-version prefix</w:t>
+              <w:t>Hold keys in the IITH vault or HSM (Option A) or the key management service of IIFT's cloud account (Option B); rotate yearly using the key-version prefix</w:t>
             </w:r>
           </w:p>
         </w:tc>
@@ -9545,7 +9561,7 @@
                 <w:i w:val="0"/>
                 <w:sz w:val="15"/>
               </w:rPr>
-              <w:t>Backup encryption depends on IITH's backup service.</w:t>
+              <w:t>Backup encryption depends on the hosting platform's backup service.</w:t>
             </w:r>
           </w:p>
         </w:tc>
@@ -9565,7 +9581,7 @@
                 <w:i w:val="0"/>
                 <w:sz w:val="15"/>
               </w:rPr>
-              <w:t>Encrypt backups and test restores quarterly</w:t>
+              <w:t>Encrypt backups (IITH backup platform, or provider-managed backups with customer keys under Option B) and test restores quarterly</w:t>
             </w:r>
           </w:p>
         </w:tc>
@@ -9666,7 +9682,7 @@
                 <w:i w:val="0"/>
                 <w:sz w:val="15"/>
               </w:rPr>
-              <w:t>Forward logs and audit events to IITH's SIEM; add alert rules</w:t>
+              <w:t>Forward logs and audit events to IITH's SIEM (over the VPN under Option B, with cloud threat detection in addition); add alert rules</w:t>
             </w:r>
           </w:p>
         </w:tc>
@@ -11825,11 +11841,54 @@
   <w:p>
     <w:pPr>
       <w:pStyle w:val="Header"/>
-      <w:jc w:val="right"/>
+      <w:tabs>
+        <w:tab w:pos="4680" w:val="clear"/>
+        <w:tab w:pos="9360" w:val="clear"/>
+        <w:tab w:pos="9638" w:val="right"/>
+      </w:tabs>
+      <w:spacing w:after="0"/>
+      <w:jc w:val="left"/>
       <w:pBdr>
         <w:bottom w:val="single" w:sz="6" w:space="2" w:color="F58220"/>
       </w:pBdr>
     </w:pPr>
+    <w:r>
+      <w:drawing>
+        <wp:inline xmlns:a="http://schemas.openxmlformats.org/drawingml/2006/main" xmlns:pic="http://schemas.openxmlformats.org/drawingml/2006/picture">
+          <wp:extent cx="725105" cy="223200"/>
+          <wp:docPr id="1" name="Picture 1"/>
+          <wp:cNvGraphicFramePr>
+            <a:graphicFrameLocks noChangeAspect="1"/>
+          </wp:cNvGraphicFramePr>
+          <a:graphic>
+            <a:graphicData uri="http://schemas.openxmlformats.org/drawingml/2006/picture">
+              <pic:pic>
+                <pic:nvPicPr>
+                  <pic:cNvPr id="0" name="iorta-logo.png"/>
+                  <pic:cNvPicPr/>
+                </pic:nvPicPr>
+                <pic:blipFill>
+                  <a:blip r:embed="rId1"/>
+                  <a:stretch>
+                    <a:fillRect/>
+                  </a:stretch>
+                </pic:blipFill>
+                <pic:spPr>
+                  <a:xfrm>
+                    <a:off x="0" y="0"/>
+                    <a:ext cx="725105" cy="223200"/>
+                  </a:xfrm>
+                  <a:prstGeom prst="rect"/>
+                </pic:spPr>
+              </pic:pic>
+            </a:graphicData>
+          </a:graphic>
+        </wp:inline>
+      </w:drawing>
+    </w:r>
+    <w:r>
+      <w:tab/>
+    </w:r>
     <w:r>
       <w:rPr>
         <w:b w:val="0"/>

--- a/docs/technical/SalesVerse-2.0-Security-Assessment-Report.docx
+++ b/docs/technical/SalesVerse-2.0-Security-Assessment-Report.docx
@@ -266,7 +266,7 @@
                 <w:i w:val="0"/>
                 <w:sz w:val="18"/>
               </w:rPr>
-              <w:t>Commit f7fbadd</w:t>
+              <w:t>Commit d161514</w:t>
             </w:r>
           </w:p>
         </w:tc>
@@ -806,7 +806,7 @@
                 <w:i w:val="0"/>
                 <w:sz w:val="17"/>
               </w:rPr>
-              <w:t>SalesVerse 2.0, commit f7fbadd</w:t>
+              <w:t>SalesVerse 2.0, commit d161514</w:t>
             </w:r>
           </w:p>
         </w:tc>
@@ -7580,7 +7580,7 @@
           <w:b w:val="0"/>
           <w:i w:val="0"/>
         </w:rPr>
-        <w:t>Table 5: apps/web/nginx.conf</w:t>
+        <w:t>Table 5: apps/web/nginx/default.conf.template</w:t>
       </w:r>
     </w:p>
     <w:p>
@@ -11082,7 +11082,7 @@
                 <w:i w:val="0"/>
                 <w:sz w:val="16"/>
               </w:rPr>
-              <w:t>api-unit-coverage-summary.json</w:t>
+              <w:t>api-test-run.json</w:t>
             </w:r>
           </w:p>
         </w:tc>
@@ -11102,7 +11102,7 @@
                 <w:i w:val="0"/>
                 <w:sz w:val="16"/>
               </w:rPr>
-              <w:t>41,871 bytes</w:t>
+              <w:t>62,933 bytes</w:t>
             </w:r>
           </w:p>
         </w:tc>
@@ -11122,7 +11122,7 @@
                 <w:i w:val="0"/>
                 <w:sz w:val="16"/>
               </w:rPr>
-              <w:t>501662d3899973ad…</w:t>
+              <w:t>bf46e22aaf170745…</w:t>
             </w:r>
           </w:p>
         </w:tc>
@@ -11146,7 +11146,7 @@
                 <w:i w:val="0"/>
                 <w:sz w:val="16"/>
               </w:rPr>
-              <w:t>api-unit-tests.json</w:t>
+              <w:t>api-unit-coverage-summary.json</w:t>
             </w:r>
           </w:p>
         </w:tc>
@@ -11165,7 +11165,7 @@
                 <w:i w:val="0"/>
                 <w:sz w:val="16"/>
               </w:rPr>
-              <w:t>901,653 bytes</w:t>
+              <w:t>41,871 bytes</w:t>
             </w:r>
           </w:p>
         </w:tc>
@@ -11184,7 +11184,7 @@
                 <w:i w:val="0"/>
                 <w:sz w:val="16"/>
               </w:rPr>
-              <w:t>04b9d616f28c707b…</w:t>
+              <w:t>501662d3899973ad…</w:t>
             </w:r>
           </w:p>
         </w:tc>
@@ -11209,7 +11209,7 @@
                 <w:i w:val="0"/>
                 <w:sz w:val="16"/>
               </w:rPr>
-              <w:t>code-metrics-api.json</w:t>
+              <w:t>api-unit-tests.json</w:t>
             </w:r>
           </w:p>
         </w:tc>
@@ -11229,7 +11229,7 @@
                 <w:i w:val="0"/>
                 <w:sz w:val="16"/>
               </w:rPr>
-              <w:t>760 bytes</w:t>
+              <w:t>901,653 bytes</w:t>
             </w:r>
           </w:p>
         </w:tc>
@@ -11249,7 +11249,7 @@
                 <w:i w:val="0"/>
                 <w:sz w:val="16"/>
               </w:rPr>
-              <w:t>ec37c59d47c8708c…</w:t>
+              <w:t>04b9d616f28c707b…</w:t>
             </w:r>
           </w:p>
         </w:tc>
@@ -11273,7 +11273,7 @@
                 <w:i w:val="0"/>
                 <w:sz w:val="16"/>
               </w:rPr>
-              <w:t>npm-audit.json</w:t>
+              <w:t>code-metrics-api.json</w:t>
             </w:r>
           </w:p>
         </w:tc>
@@ -11292,7 +11292,7 @@
                 <w:i w:val="0"/>
                 <w:sz w:val="16"/>
               </w:rPr>
-              <w:t>366 bytes</w:t>
+              <w:t>760 bytes</w:t>
             </w:r>
           </w:p>
         </w:tc>
@@ -11311,7 +11311,7 @@
                 <w:i w:val="0"/>
                 <w:sz w:val="16"/>
               </w:rPr>
-              <w:t>1cf279e9ef691d09…</w:t>
+              <w:t>ec37c59d47c8708c…</w:t>
             </w:r>
           </w:p>
         </w:tc>
@@ -11336,7 +11336,7 @@
                 <w:i w:val="0"/>
                 <w:sz w:val="16"/>
               </w:rPr>
-              <w:t>runtime-dependency-licences.json</w:t>
+              <w:t>npm-audit.json</w:t>
             </w:r>
           </w:p>
         </w:tc>
@@ -11356,7 +11356,7 @@
                 <w:i w:val="0"/>
                 <w:sz w:val="16"/>
               </w:rPr>
-              <w:t>40,391 bytes</w:t>
+              <w:t>366 bytes</w:t>
             </w:r>
           </w:p>
         </w:tc>
@@ -11376,7 +11376,7 @@
                 <w:i w:val="0"/>
                 <w:sz w:val="16"/>
               </w:rPr>
-              <w:t>b003a0dc1a75e06f…</w:t>
+              <w:t>1cf279e9ef691d09…</w:t>
             </w:r>
           </w:p>
         </w:tc>
@@ -11400,6 +11400,69 @@
                 <w:i w:val="0"/>
                 <w:sz w:val="16"/>
               </w:rPr>
+              <w:t>runtime-dependency-licences.json</w:t>
+            </w:r>
+          </w:p>
+        </w:tc>
+        <w:tc>
+          <w:tcPr>
+            <w:tcW w:type="dxa" w:w="1701"/>
+            <w:vAlign w:val="top"/>
+          </w:tcPr>
+          <w:p>
+            <w:pPr>
+              <w:spacing w:after="20" w:line="252" w:lineRule="auto"/>
+            </w:pPr>
+            <w:r>
+              <w:rPr>
+                <w:b w:val="0"/>
+                <w:i w:val="0"/>
+                <w:sz w:val="16"/>
+              </w:rPr>
+              <w:t>40,391 bytes</w:t>
+            </w:r>
+          </w:p>
+        </w:tc>
+        <w:tc>
+          <w:tcPr>
+            <w:tcW w:type="dxa" w:w="3855"/>
+            <w:vAlign w:val="top"/>
+          </w:tcPr>
+          <w:p>
+            <w:pPr>
+              <w:spacing w:after="20" w:line="252" w:lineRule="auto"/>
+            </w:pPr>
+            <w:r>
+              <w:rPr>
+                <w:b w:val="0"/>
+                <w:i w:val="0"/>
+                <w:sz w:val="16"/>
+              </w:rPr>
+              <w:t>b003a0dc1a75e06f…</w:t>
+            </w:r>
+          </w:p>
+        </w:tc>
+      </w:tr>
+      <w:tr>
+        <w:trPr>
+          <w:cantSplit/>
+        </w:trPr>
+        <w:tc>
+          <w:tcPr>
+            <w:tcW w:type="dxa" w:w="4082"/>
+            <w:vAlign w:val="top"/>
+            <w:shd w:val="clear" w:color="auto" w:fill="FDF0F7"/>
+          </w:tcPr>
+          <w:p>
+            <w:pPr>
+              <w:spacing w:after="20" w:line="252" w:lineRule="auto"/>
+            </w:pPr>
+            <w:r>
+              <w:rPr>
+                <w:b w:val="0"/>
+                <w:i w:val="0"/>
+                <w:sz w:val="16"/>
+              </w:rPr>
               <w:t>security-checks.json</w:t>
             </w:r>
           </w:p>
@@ -11408,6 +11471,7 @@
           <w:tcPr>
             <w:tcW w:type="dxa" w:w="1701"/>
             <w:vAlign w:val="top"/>
+            <w:shd w:val="clear" w:color="auto" w:fill="FDF0F7"/>
           </w:tcPr>
           <w:p>
             <w:pPr>
@@ -11427,6 +11491,7 @@
           <w:tcPr>
             <w:tcW w:type="dxa" w:w="3855"/>
             <w:vAlign w:val="top"/>
+            <w:shd w:val="clear" w:color="auto" w:fill="FDF0F7"/>
           </w:tcPr>
           <w:p>
             <w:pPr>
@@ -11439,6 +11504,68 @@
                 <w:sz w:val="16"/>
               </w:rPr>
               <w:t>5ab9bdeea3c926fd…</w:t>
+            </w:r>
+          </w:p>
+        </w:tc>
+      </w:tr>
+      <w:tr>
+        <w:trPr>
+          <w:cantSplit/>
+        </w:trPr>
+        <w:tc>
+          <w:tcPr>
+            <w:tcW w:type="dxa" w:w="4082"/>
+            <w:vAlign w:val="top"/>
+          </w:tcPr>
+          <w:p>
+            <w:pPr>
+              <w:spacing w:after="20" w:line="252" w:lineRule="auto"/>
+            </w:pPr>
+            <w:r>
+              <w:rPr>
+                <w:b w:val="0"/>
+                <w:i w:val="0"/>
+                <w:sz w:val="16"/>
+              </w:rPr>
+              <w:t>test-reruns.json</w:t>
+            </w:r>
+          </w:p>
+        </w:tc>
+        <w:tc>
+          <w:tcPr>
+            <w:tcW w:type="dxa" w:w="1701"/>
+            <w:vAlign w:val="top"/>
+          </w:tcPr>
+          <w:p>
+            <w:pPr>
+              <w:spacing w:after="20" w:line="252" w:lineRule="auto"/>
+            </w:pPr>
+            <w:r>
+              <w:rPr>
+                <w:b w:val="0"/>
+                <w:i w:val="0"/>
+                <w:sz w:val="16"/>
+              </w:rPr>
+              <w:t>40,047 bytes</w:t>
+            </w:r>
+          </w:p>
+        </w:tc>
+        <w:tc>
+          <w:tcPr>
+            <w:tcW w:type="dxa" w:w="3855"/>
+            <w:vAlign w:val="top"/>
+          </w:tcPr>
+          <w:p>
+            <w:pPr>
+              <w:spacing w:after="20" w:line="252" w:lineRule="auto"/>
+            </w:pPr>
+            <w:r>
+              <w:rPr>
+                <w:b w:val="0"/>
+                <w:i w:val="0"/>
+                <w:sz w:val="16"/>
+              </w:rPr>
+              <w:t>99a7e747f67f05b0…</w:t>
             </w:r>
           </w:p>
         </w:tc>
